--- a/pabw/worksheet-p9/9. Worksheet_PABW_Pertemuan9 - ID.docx
+++ b/pabw/worksheet-p9/9. Worksheet_PABW_Pertemuan9 - ID.docx
@@ -3090,16 +3090,7 @@
           <w:lang w:val="de-DE"/>
         </w:rPr>
         <w:lastRenderedPageBreak/>
-        <w:t>A.3 Membuat</w:t>
-      </w:r>
-      <w:r>
-        <w:rPr>
-          <w:rFonts w:cs="Carlito"/>
-          <w:b/>
-          <w:color w:val="003796"/>
-          <w:lang w:val="de-DE"/>
-        </w:rPr>
-        <w:t xml:space="preserve"> berkas dom.js dan menyambungkannya</w:t>
+        <w:t>A.3 Membuat berkas dom.js dan menyambungkannya</w:t>
       </w:r>
     </w:p>
     <w:p>
@@ -4991,16 +4982,7 @@
           <w:color w:val="003796"/>
           <w:lang w:val="de-DE"/>
         </w:rPr>
-        <w:t>B.2 Wadah</w:t>
-      </w:r>
-      <w:r>
-        <w:rPr>
-          <w:rFonts w:cs="Carlito"/>
-          <w:b/>
-          <w:color w:val="003796"/>
-          <w:lang w:val="de-DE"/>
-        </w:rPr>
-        <w:t xml:space="preserve"> harus dikosongkan sebelum diisi ulang</w:t>
+        <w:t>B.2 Wadah harus dikosongkan sebelum diisi ulang</w:t>
       </w:r>
     </w:p>
     <w:p>
@@ -5378,16 +5360,7 @@
           <w:lang w:val="de-DE"/>
         </w:rPr>
         <w:lastRenderedPageBreak/>
-        <w:t>B.3 Bandingkan</w:t>
-      </w:r>
-      <w:r>
-        <w:rPr>
-          <w:rFonts w:cs="Carlito"/>
-          <w:b/>
-          <w:color w:val="003796"/>
-          <w:lang w:val="de-DE"/>
-        </w:rPr>
-        <w:t xml:space="preserve"> hasil kerja Anda</w:t>
+        <w:t>B.3 Bandingkan hasil kerja Anda</w:t>
       </w:r>
     </w:p>
     <w:p>
@@ -6170,16 +6143,7 @@
           <w:color w:val="003796"/>
           <w:lang w:val="de-DE"/>
         </w:rPr>
-        <w:t>C.1 addEventListener</w:t>
-      </w:r>
-      <w:r>
-        <w:rPr>
-          <w:rFonts w:cs="Carlito"/>
-          <w:b/>
-          <w:color w:val="003796"/>
-          <w:lang w:val="de-DE"/>
-        </w:rPr>
-        <w:t xml:space="preserve"> dan event delegation</w:t>
+        <w:t>C.1 addEventListener dan event delegation</w:t>
       </w:r>
     </w:p>
     <w:p>
@@ -6836,16 +6800,7 @@
           <w:color w:val="003796"/>
           <w:lang w:val="de-DE"/>
         </w:rPr>
-        <w:t>C.2 Tombol</w:t>
-      </w:r>
-      <w:r>
-        <w:rPr>
-          <w:rFonts w:cs="Carlito"/>
-          <w:b/>
-          <w:color w:val="003796"/>
-          <w:lang w:val="de-DE"/>
-        </w:rPr>
-        <w:t xml:space="preserve"> yang sedang aktif</w:t>
+        <w:t>C.2 Tombol yang sedang aktif</w:t>
       </w:r>
     </w:p>
     <w:p>
@@ -9657,16 +9612,10 @@
       </w:r>
     </w:p>
     <w:p>
-      <w:pPr>
-        <w:rPr>
-          <w:lang w:val="de-DE"/>
-        </w:rPr>
-      </w:pPr>
       <w:r>
         <w:rPr>
           <w:rFonts w:cs="Carlito"/>
           <w:sz w:val="20"/>
-          <w:lang w:val="de-DE"/>
         </w:rPr>
         <w:t>Cara memastikan: kirim form kosong, lalu perbaiki satu kolom. Halaman tidak dimuat ulang dan pesan galatnya hilang tepat setelah kolomnya benar.</w:t>
       </w:r>
@@ -9674,29 +9623,15 @@
     <w:p>
       <w:pPr>
         <w:spacing w:after="60"/>
-        <w:rPr>
-          <w:lang w:val="de-DE"/>
-        </w:rPr>
       </w:pPr>
     </w:p>
     <w:p>
       <w:pPr>
         <w:spacing w:after="60"/>
-        <w:rPr>
-          <w:lang w:val="de-DE"/>
-        </w:rPr>
       </w:pPr>
     </w:p>
     <w:p>
-      <w:pPr>
-        <w:rPr>
-          <w:lang w:val="de-DE"/>
-        </w:rPr>
-      </w:pPr>
       <w:r>
-        <w:rPr>
-          <w:lang w:val="de-DE"/>
-        </w:rPr>
         <w:br w:type="page"/>
       </w:r>
     </w:p>
@@ -12172,6 +12107,9 @@
       <w:pPr>
         <w:keepNext/>
         <w:spacing w:after="80"/>
+        <w:rPr>
+          <w:lang w:val="de-DE"/>
+        </w:rPr>
       </w:pPr>
       <w:r>
         <w:rPr>
@@ -12185,6 +12123,7 @@
         <w:rPr>
           <w:rFonts w:cs="Carlito"/>
           <w:sz w:val="20"/>
+          <w:lang w:val="de-DE"/>
         </w:rPr>
         <w:t>Peragakan, lalu tulis hasilnya.</w:t>
       </w:r>
@@ -12249,7 +12188,6 @@
         <w:rPr>
           <w:rFonts w:cs="Carlito"/>
           <w:sz w:val="20"/>
-          <w:lang w:val="de-DE"/>
         </w:rPr>
         <w:t xml:space="preserve">5.  Mengapa isi yang berasal dari pengguna tidak boleh dimasukkan dengan innerHTML? </w:t>
       </w:r>
@@ -12804,34 +12742,7 @@
                 <w:sz w:val="22"/>
                 <w:lang w:val="de-DE"/>
               </w:rPr>
-              <w:t xml:space="preserve"> Pengungkapan</w:t>
-            </w:r>
-            <w:r>
-              <w:rPr>
-                <w:rFonts w:cs="Carlito"/>
-                <w:color w:val="003796"/>
-                <w:sz w:val="22"/>
-                <w:lang w:val="de-DE"/>
-              </w:rPr>
-              <w:t xml:space="preserve"> </w:t>
-            </w:r>
-            <w:r>
-              <w:rPr>
-                <w:rFonts w:cs="Carlito"/>
-                <w:color w:val="003796"/>
-                <w:sz w:val="22"/>
-                <w:lang w:val="de-DE"/>
-              </w:rPr>
-              <w:t>AI README</w:t>
-            </w:r>
-            <w:r>
-              <w:rPr>
-                <w:rFonts w:cs="Carlito"/>
-                <w:color w:val="003796"/>
-                <w:sz w:val="22"/>
-                <w:lang w:val="de-DE"/>
-              </w:rPr>
-              <w:t xml:space="preserve"> menyebutkan bagian mana yang dibantu AI dan bagian mana yang saya kerjakan sendiri</w:t>
+              <w:t xml:space="preserve"> Pengungkapan AI README menyebutkan bagian mana yang dibantu AI dan bagian mana yang saya kerjakan sendiri</w:t>
             </w:r>
           </w:p>
         </w:tc>
@@ -12870,25 +12781,7 @@
                 <w:sz w:val="22"/>
                 <w:lang w:val="de-DE"/>
               </w:rPr>
-              <w:t xml:space="preserve"> </w:t>
-            </w:r>
-            <w:r>
-              <w:rPr>
-                <w:rFonts w:cs="Carlito"/>
-                <w:color w:val="003796"/>
-                <w:sz w:val="22"/>
-                <w:lang w:val="de-DE"/>
-              </w:rPr>
-              <w:t>Keaslian topik</w:t>
-            </w:r>
-            <w:r>
-              <w:rPr>
-                <w:rFonts w:cs="Carlito"/>
-                <w:color w:val="003796"/>
-                <w:sz w:val="22"/>
-                <w:lang w:val="de-DE"/>
-              </w:rPr>
-              <w:t xml:space="preserve"> dan isi halaman ini milik saya sendiri, tidak menyalin pekerjaan mahasiswa lain</w:t>
+              <w:t xml:space="preserve"> Keaslian topik dan isi halaman ini milik saya sendiri, tidak menyalin pekerjaan mahasiswa lain</w:t>
             </w:r>
           </w:p>
         </w:tc>
@@ -13730,14 +13623,14 @@
           <w:rFonts w:cs="Carlito"/>
           <w:sz w:val="20"/>
         </w:rPr>
-        <w:t>_____________________________   Tanggal: 12/10/2026    Jam selesai: __</w:t>
+        <w:t>_____________________________   Tanggal: 12/10/2026    Jam selesai:</w:t>
       </w:r>
       <w:r>
         <w:rPr>
           <w:rFonts w:cs="Carlito"/>
           <w:sz w:val="20"/>
         </w:rPr>
-        <w:t>__________</w:t>
+        <w:t xml:space="preserve"> 14.43</w:t>
       </w:r>
     </w:p>
     <w:p>
